--- a/backend/uaf_blank_set/13485/Initial Certification /Stage 2/FR.225_Opening_Closing_Meeting_Form-R7&09.10.2025.docx
+++ b/backend/uaf_blank_set/13485/Initial Certification /Stage 2/FR.225_Opening_Closing_Meeting_Form-R7&09.10.2025.docx
@@ -4575,17 +4575,26 @@
               <w:right w:val="single" w:sz="4" w:space="0" w:color="auto"/>
             </w:tcBorders>
             <w:vAlign w:val="center"/>
+            <w:hideMark/>
           </w:tcPr>
           <w:p>
             <w:pPr>
               <w:spacing w:line="256" w:lineRule="auto"/>
-              <w:ind w:left="4"/>
-              <w:rPr>
-                <w:rFonts w:ascii="Times New Roman" w:hAnsi="Times New Roman"/>
-                <w:sz w:val="20"/>
-                <w:lang w:val="en-GB" w:eastAsia="en-US"/>
-              </w:rPr>
-            </w:pPr>
+              <w:jc w:val="center"/>
+              <w:rPr>
+                <w:rFonts w:ascii="Times New Roman" w:hAnsi="Times New Roman"/>
+                <w:sz w:val="20"/>
+                <w:lang w:val="en-GB" w:eastAsia="en-US"/>
+              </w:rPr>
+            </w:pPr>
+            <w:r>
+              <w:rPr>
+                <w:rFonts w:ascii="Times New Roman" w:hAnsi="Times New Roman"/>
+                <w:sz w:val="20"/>
+                <w:lang w:val="en-GB" w:eastAsia="en-US"/>
+              </w:rPr>
+              <w:t xml:space="preserve">{%tr for emp in org_attendees %}</w:t>
+            </w:r>
           </w:p>
         </w:tc>
         <w:tc>
@@ -4598,11 +4607,12 @@
               <w:right w:val="single" w:sz="4" w:space="0" w:color="auto"/>
             </w:tcBorders>
             <w:vAlign w:val="center"/>
+            <w:hideMark/>
           </w:tcPr>
           <w:p>
             <w:pPr>
               <w:spacing w:line="256" w:lineRule="auto"/>
-              <w:ind w:left="4"/>
+              <w:jc w:val="center"/>
               <w:rPr>
                 <w:rFonts w:ascii="Times New Roman" w:hAnsi="Times New Roman"/>
                 <w:sz w:val="20"/>
@@ -4621,10 +4631,12 @@
               <w:right w:val="single" w:sz="4" w:space="0" w:color="auto"/>
             </w:tcBorders>
             <w:vAlign w:val="center"/>
+            <w:hideMark/>
           </w:tcPr>
           <w:p>
             <w:pPr>
               <w:spacing w:line="256" w:lineRule="auto"/>
+              <w:jc w:val="center"/>
               <w:rPr>
                 <w:rFonts w:ascii="Times New Roman" w:hAnsi="Times New Roman"/>
                 <w:sz w:val="20"/>
@@ -4643,10 +4655,12 @@
               <w:right w:val="single" w:sz="4" w:space="0" w:color="auto"/>
             </w:tcBorders>
             <w:vAlign w:val="center"/>
+            <w:hideMark/>
           </w:tcPr>
           <w:p>
             <w:pPr>
               <w:spacing w:line="256" w:lineRule="auto"/>
+              <w:jc w:val="center"/>
               <w:rPr>
                 <w:rFonts w:ascii="Times New Roman" w:hAnsi="Times New Roman"/>
                 <w:sz w:val="20"/>
@@ -4681,6 +4695,13 @@
                 <w:lang w:val="en-GB" w:eastAsia="en-US"/>
               </w:rPr>
             </w:pPr>
+            <w:r>
+              <w:rPr>
+                <w:rFonts w:ascii="Times New Roman" w:hAnsi="Times New Roman"/>
+                <w:sz w:val="20"/>
+              </w:rPr>
+              <w:t xml:space="preserve">{{ emp.name }}</w:t>
+            </w:r>
           </w:p>
         </w:tc>
         <w:tc>
@@ -4704,6 +4725,13 @@
                 <w:lang w:val="en-GB" w:eastAsia="en-US"/>
               </w:rPr>
             </w:pPr>
+            <w:r>
+              <w:rPr>
+                <w:rFonts w:ascii="Times New Roman" w:hAnsi="Times New Roman"/>
+                <w:sz w:val="20"/>
+              </w:rPr>
+              <w:t xml:space="preserve">{{ emp.role }}</w:t>
+            </w:r>
           </w:p>
         </w:tc>
         <w:tc>
@@ -4726,6 +4754,9 @@
                 <w:lang w:val="en-GB" w:eastAsia="en-US"/>
               </w:rPr>
             </w:pPr>
+            <w:r>
+              <w:t xml:space="preserve">[SIG:ORG_OPENING_{{ emp.sig_key }}]</w:t>
+            </w:r>
           </w:p>
         </w:tc>
         <w:tc>
@@ -4748,6 +4779,9 @@
                 <w:lang w:val="en-GB" w:eastAsia="en-US"/>
               </w:rPr>
             </w:pPr>
+            <w:r>
+              <w:t xml:space="preserve">[SIG:ORG_CLOSING_{{ emp.sig_key }}]</w:t>
+            </w:r>
           </w:p>
         </w:tc>
       </w:tr>
@@ -4765,17 +4799,26 @@
               <w:right w:val="single" w:sz="4" w:space="0" w:color="auto"/>
             </w:tcBorders>
             <w:vAlign w:val="center"/>
+            <w:hideMark/>
           </w:tcPr>
           <w:p>
             <w:pPr>
               <w:spacing w:line="256" w:lineRule="auto"/>
-              <w:ind w:left="4"/>
-              <w:rPr>
-                <w:rFonts w:ascii="Times New Roman" w:hAnsi="Times New Roman"/>
-                <w:sz w:val="20"/>
-                <w:lang w:val="en-GB" w:eastAsia="en-US"/>
-              </w:rPr>
-            </w:pPr>
+              <w:jc w:val="center"/>
+              <w:rPr>
+                <w:rFonts w:ascii="Times New Roman" w:hAnsi="Times New Roman"/>
+                <w:sz w:val="20"/>
+                <w:lang w:val="en-GB" w:eastAsia="en-US"/>
+              </w:rPr>
+            </w:pPr>
+            <w:r>
+              <w:rPr>
+                <w:rFonts w:ascii="Times New Roman" w:hAnsi="Times New Roman"/>
+                <w:sz w:val="20"/>
+                <w:lang w:val="en-GB" w:eastAsia="en-US"/>
+              </w:rPr>
+              <w:t xml:space="preserve">{%tr endfor %}</w:t>
+            </w:r>
           </w:p>
         </w:tc>
         <w:tc>
@@ -4788,11 +4831,12 @@
               <w:right w:val="single" w:sz="4" w:space="0" w:color="auto"/>
             </w:tcBorders>
             <w:vAlign w:val="center"/>
+            <w:hideMark/>
           </w:tcPr>
           <w:p>
             <w:pPr>
               <w:spacing w:line="256" w:lineRule="auto"/>
-              <w:ind w:left="4"/>
+              <w:jc w:val="center"/>
               <w:rPr>
                 <w:rFonts w:ascii="Times New Roman" w:hAnsi="Times New Roman"/>
                 <w:sz w:val="20"/>
@@ -4811,10 +4855,12 @@
               <w:right w:val="single" w:sz="4" w:space="0" w:color="auto"/>
             </w:tcBorders>
             <w:vAlign w:val="center"/>
+            <w:hideMark/>
           </w:tcPr>
           <w:p>
             <w:pPr>
               <w:spacing w:line="256" w:lineRule="auto"/>
+              <w:jc w:val="center"/>
               <w:rPr>
                 <w:rFonts w:ascii="Times New Roman" w:hAnsi="Times New Roman"/>
                 <w:sz w:val="20"/>
@@ -4833,105 +4879,12 @@
               <w:right w:val="single" w:sz="4" w:space="0" w:color="auto"/>
             </w:tcBorders>
             <w:vAlign w:val="center"/>
+            <w:hideMark/>
           </w:tcPr>
           <w:p>
             <w:pPr>
               <w:spacing w:line="256" w:lineRule="auto"/>
-              <w:rPr>
-                <w:rFonts w:ascii="Times New Roman" w:hAnsi="Times New Roman"/>
-                <w:sz w:val="20"/>
-                <w:lang w:val="en-GB" w:eastAsia="en-US"/>
-              </w:rPr>
-            </w:pPr>
-          </w:p>
-        </w:tc>
-      </w:tr>
-      <w:tr>
-        <w:trPr>
-          <w:trHeight w:val="397"/>
-        </w:trPr>
-        <w:tc>
-          <w:tcPr>
-            <w:tcW w:w="2469" w:type="dxa"/>
-            <w:tcBorders>
-              <w:top w:val="single" w:sz="4" w:space="0" w:color="auto"/>
-              <w:left w:val="single" w:sz="4" w:space="0" w:color="auto"/>
-              <w:bottom w:val="single" w:sz="4" w:space="0" w:color="auto"/>
-              <w:right w:val="single" w:sz="4" w:space="0" w:color="auto"/>
-            </w:tcBorders>
-            <w:vAlign w:val="center"/>
-          </w:tcPr>
-          <w:p>
-            <w:pPr>
-              <w:spacing w:line="256" w:lineRule="auto"/>
-              <w:ind w:left="4"/>
-              <w:rPr>
-                <w:rFonts w:ascii="Times New Roman" w:hAnsi="Times New Roman"/>
-                <w:sz w:val="20"/>
-                <w:lang w:val="en-GB" w:eastAsia="en-US"/>
-              </w:rPr>
-            </w:pPr>
-          </w:p>
-        </w:tc>
-        <w:tc>
-          <w:tcPr>
-            <w:tcW w:w="2472" w:type="dxa"/>
-            <w:tcBorders>
-              <w:top w:val="single" w:sz="4" w:space="0" w:color="auto"/>
-              <w:left w:val="single" w:sz="4" w:space="0" w:color="auto"/>
-              <w:bottom w:val="single" w:sz="4" w:space="0" w:color="auto"/>
-              <w:right w:val="single" w:sz="4" w:space="0" w:color="auto"/>
-            </w:tcBorders>
-            <w:vAlign w:val="center"/>
-          </w:tcPr>
-          <w:p>
-            <w:pPr>
-              <w:spacing w:line="256" w:lineRule="auto"/>
-              <w:ind w:left="4"/>
-              <w:rPr>
-                <w:rFonts w:ascii="Times New Roman" w:hAnsi="Times New Roman"/>
-                <w:sz w:val="20"/>
-                <w:lang w:val="en-GB" w:eastAsia="en-US"/>
-              </w:rPr>
-            </w:pPr>
-          </w:p>
-        </w:tc>
-        <w:tc>
-          <w:tcPr>
-            <w:tcW w:w="2472" w:type="dxa"/>
-            <w:tcBorders>
-              <w:top w:val="single" w:sz="4" w:space="0" w:color="auto"/>
-              <w:left w:val="single" w:sz="4" w:space="0" w:color="auto"/>
-              <w:bottom w:val="single" w:sz="4" w:space="0" w:color="auto"/>
-              <w:right w:val="single" w:sz="4" w:space="0" w:color="auto"/>
-            </w:tcBorders>
-            <w:vAlign w:val="center"/>
-          </w:tcPr>
-          <w:p>
-            <w:pPr>
-              <w:spacing w:line="256" w:lineRule="auto"/>
-              <w:rPr>
-                <w:rFonts w:ascii="Times New Roman" w:hAnsi="Times New Roman"/>
-                <w:sz w:val="20"/>
-                <w:lang w:val="en-GB" w:eastAsia="en-US"/>
-              </w:rPr>
-            </w:pPr>
-          </w:p>
-        </w:tc>
-        <w:tc>
-          <w:tcPr>
-            <w:tcW w:w="2472" w:type="dxa"/>
-            <w:tcBorders>
-              <w:top w:val="single" w:sz="4" w:space="0" w:color="auto"/>
-              <w:left w:val="single" w:sz="4" w:space="0" w:color="auto"/>
-              <w:bottom w:val="single" w:sz="4" w:space="0" w:color="auto"/>
-              <w:right w:val="single" w:sz="4" w:space="0" w:color="auto"/>
-            </w:tcBorders>
-            <w:vAlign w:val="center"/>
-          </w:tcPr>
-          <w:p>
-            <w:pPr>
-              <w:spacing w:line="256" w:lineRule="auto"/>
+              <w:jc w:val="center"/>
               <w:rPr>
                 <w:rFonts w:ascii="Times New Roman" w:hAnsi="Times New Roman"/>
                 <w:sz w:val="20"/>

--- a/backend/uaf_blank_set/13485/Initial Certification /Stage 2/FR.225_Opening_Closing_Meeting_Form-R7&09.10.2025.docx
+++ b/backend/uaf_blank_set/13485/Initial Certification /Stage 2/FR.225_Opening_Closing_Meeting_Form-R7&09.10.2025.docx
@@ -5045,6 +5045,9 @@
                 <w:lang w:val="en-GB" w:eastAsia="en-US"/>
               </w:rPr>
             </w:pPr>
+            <w:r>
+              <w:t xml:space="preserve">[SIG:ORG_OPENING_LEAD_AUDITOR]</w:t>
+            </w:r>
           </w:p>
         </w:tc>
         <w:tc>
@@ -5067,6 +5070,9 @@
                 <w:lang w:val="en-GB" w:eastAsia="en-US"/>
               </w:rPr>
             </w:pPr>
+            <w:r>
+              <w:t xml:space="preserve">[SIG:ORG_CLOSING_LEAD_AUDITOR]</w:t>
+            </w:r>
           </w:p>
         </w:tc>
       </w:tr>
@@ -5308,6 +5314,9 @@
                 <w:lang w:val="en-GB" w:eastAsia="en-US"/>
               </w:rPr>
             </w:pPr>
+            <w:r>
+              <w:t xml:space="preserve">[SIG:ORG_OPENING_AUDITOR_0]</w:t>
+            </w:r>
           </w:p>
         </w:tc>
         <w:tc>
@@ -5330,6 +5339,9 @@
                 <w:lang w:val="en-GB" w:eastAsia="en-US"/>
               </w:rPr>
             </w:pPr>
+            <w:r>
+              <w:t xml:space="preserve">[SIG:ORG_CLOSING_AUDITOR_0]</w:t>
+            </w:r>
           </w:p>
         </w:tc>
       </w:tr>
@@ -5669,6 +5681,9 @@
                 <w:lang w:val="en-GB" w:eastAsia="en-US"/>
               </w:rPr>
             </w:pPr>
+            <w:r>
+              <w:t xml:space="preserve">[SIG:ORG_OPENING_AUDITOR_1]</w:t>
+            </w:r>
           </w:p>
         </w:tc>
         <w:tc>
@@ -5691,6 +5706,9 @@
                 <w:lang w:val="en-GB" w:eastAsia="en-US"/>
               </w:rPr>
             </w:pPr>
+            <w:r>
+              <w:t xml:space="preserve">[SIG:ORG_CLOSING_AUDITOR_1]</w:t>
+            </w:r>
           </w:p>
         </w:tc>
       </w:tr>
@@ -5864,6 +5882,9 @@
                 <w:lang w:val="en-GB" w:eastAsia="en-US"/>
               </w:rPr>
             </w:pPr>
+            <w:r>
+              <w:t xml:space="preserve">[SIG:ORG_OPENING_TE_0]</w:t>
+            </w:r>
           </w:p>
         </w:tc>
         <w:tc>
@@ -5886,6 +5907,9 @@
                 <w:lang w:val="en-GB" w:eastAsia="en-US"/>
               </w:rPr>
             </w:pPr>
+            <w:r>
+              <w:t xml:space="preserve">[SIG:ORG_CLOSING_TE_0]</w:t>
+            </w:r>
           </w:p>
         </w:tc>
       </w:tr>
@@ -6057,6 +6081,9 @@
                 <w:lang w:val="en-GB" w:eastAsia="en-US"/>
               </w:rPr>
             </w:pPr>
+            <w:r>
+              <w:t xml:space="preserve">[SIG:ORG_OPENING_TE_0]</w:t>
+            </w:r>
           </w:p>
         </w:tc>
         <w:tc>
@@ -6079,6 +6106,9 @@
                 <w:lang w:val="en-GB" w:eastAsia="en-US"/>
               </w:rPr>
             </w:pPr>
+            <w:r>
+              <w:t xml:space="preserve">[SIG:ORG_CLOSING_TE_0]</w:t>
+            </w:r>
           </w:p>
         </w:tc>
       </w:tr>

--- a/backend/uaf_blank_set/13485/Initial Certification /Stage 2/FR.225_Opening_Closing_Meeting_Form-R7&09.10.2025.docx
+++ b/backend/uaf_blank_set/13485/Initial Certification /Stage 2/FR.225_Opening_Closing_Meeting_Form-R7&09.10.2025.docx
@@ -4697,8 +4697,10 @@
             </w:pPr>
             <w:r>
               <w:rPr>
-                <w:rFonts w:ascii="Times New Roman" w:hAnsi="Times New Roman"/>
-                <w:sz w:val="20"/>
+                <w:rFonts w:ascii="Calibri" w:hAnsi="Calibri" w:cs="Calibri"/>
+                <w:sz w:val="16"/>
+                <w:szCs w:val="16"/>
+                <w:color w:val="B4B4B4"/>
               </w:rPr>
               <w:t xml:space="preserve">{{ emp.name }}</w:t>
             </w:r>
@@ -4727,8 +4729,10 @@
             </w:pPr>
             <w:r>
               <w:rPr>
-                <w:rFonts w:ascii="Times New Roman" w:hAnsi="Times New Roman"/>
-                <w:sz w:val="20"/>
+                <w:rFonts w:ascii="Calibri" w:hAnsi="Calibri" w:cs="Calibri"/>
+                <w:sz w:val="16"/>
+                <w:szCs w:val="16"/>
+                <w:color w:val="B4B4B4"/>
               </w:rPr>
               <w:t xml:space="preserve">{{ emp.role }}</w:t>
             </w:r>
@@ -4755,6 +4759,12 @@
               </w:rPr>
             </w:pPr>
             <w:r>
+              <w:rPr>
+                <w:rFonts w:ascii="Calibri" w:hAnsi="Calibri" w:cs="Calibri"/>
+                <w:sz w:val="16"/>
+                <w:szCs w:val="16"/>
+                <w:color w:val="B4B4B4"/>
+              </w:rPr>
               <w:t xml:space="preserve">[SIG:ORG_OPENING_{{ emp.sig_key }}]</w:t>
             </w:r>
           </w:p>
@@ -4780,6 +4790,12 @@
               </w:rPr>
             </w:pPr>
             <w:r>
+              <w:rPr>
+                <w:rFonts w:ascii="Calibri" w:hAnsi="Calibri" w:cs="Calibri"/>
+                <w:sz w:val="16"/>
+                <w:szCs w:val="16"/>
+                <w:color w:val="B4B4B4"/>
+              </w:rPr>
               <w:t xml:space="preserve">[SIG:ORG_CLOSING_{{ emp.sig_key }}]</w:t>
             </w:r>
           </w:p>
@@ -5046,6 +5062,12 @@
               </w:rPr>
             </w:pPr>
             <w:r>
+              <w:rPr>
+                <w:rFonts w:ascii="Calibri" w:hAnsi="Calibri" w:cs="Calibri"/>
+                <w:sz w:val="16"/>
+                <w:szCs w:val="16"/>
+                <w:color w:val="B4B4B4"/>
+              </w:rPr>
               <w:t xml:space="preserve">[SIG:ORG_OPENING_LEAD_AUDITOR]</w:t>
             </w:r>
           </w:p>
@@ -5071,6 +5093,12 @@
               </w:rPr>
             </w:pPr>
             <w:r>
+              <w:rPr>
+                <w:rFonts w:ascii="Calibri" w:hAnsi="Calibri" w:cs="Calibri"/>
+                <w:sz w:val="16"/>
+                <w:szCs w:val="16"/>
+                <w:color w:val="B4B4B4"/>
+              </w:rPr>
               <w:t xml:space="preserve">[SIG:ORG_CLOSING_LEAD_AUDITOR]</w:t>
             </w:r>
           </w:p>
@@ -5315,6 +5343,12 @@
               </w:rPr>
             </w:pPr>
             <w:r>
+              <w:rPr>
+                <w:rFonts w:ascii="Calibri" w:hAnsi="Calibri" w:cs="Calibri"/>
+                <w:sz w:val="16"/>
+                <w:szCs w:val="16"/>
+                <w:color w:val="B4B4B4"/>
+              </w:rPr>
               <w:t xml:space="preserve">[SIG:ORG_OPENING_AUDITOR_0]</w:t>
             </w:r>
           </w:p>
@@ -5340,6 +5374,12 @@
               </w:rPr>
             </w:pPr>
             <w:r>
+              <w:rPr>
+                <w:rFonts w:ascii="Calibri" w:hAnsi="Calibri" w:cs="Calibri"/>
+                <w:sz w:val="16"/>
+                <w:szCs w:val="16"/>
+                <w:color w:val="B4B4B4"/>
+              </w:rPr>
               <w:t xml:space="preserve">[SIG:ORG_CLOSING_AUDITOR_0]</w:t>
             </w:r>
           </w:p>
@@ -5682,6 +5722,12 @@
               </w:rPr>
             </w:pPr>
             <w:r>
+              <w:rPr>
+                <w:rFonts w:ascii="Calibri" w:hAnsi="Calibri" w:cs="Calibri"/>
+                <w:sz w:val="16"/>
+                <w:szCs w:val="16"/>
+                <w:color w:val="B4B4B4"/>
+              </w:rPr>
               <w:t xml:space="preserve">[SIG:ORG_OPENING_AUDITOR_1]</w:t>
             </w:r>
           </w:p>
@@ -5707,6 +5753,12 @@
               </w:rPr>
             </w:pPr>
             <w:r>
+              <w:rPr>
+                <w:rFonts w:ascii="Calibri" w:hAnsi="Calibri" w:cs="Calibri"/>
+                <w:sz w:val="16"/>
+                <w:szCs w:val="16"/>
+                <w:color w:val="B4B4B4"/>
+              </w:rPr>
               <w:t xml:space="preserve">[SIG:ORG_CLOSING_AUDITOR_1]</w:t>
             </w:r>
           </w:p>
@@ -5883,6 +5935,12 @@
               </w:rPr>
             </w:pPr>
             <w:r>
+              <w:rPr>
+                <w:rFonts w:ascii="Calibri" w:hAnsi="Calibri" w:cs="Calibri"/>
+                <w:sz w:val="16"/>
+                <w:szCs w:val="16"/>
+                <w:color w:val="B4B4B4"/>
+              </w:rPr>
               <w:t xml:space="preserve">[SIG:ORG_OPENING_TE_0]</w:t>
             </w:r>
           </w:p>
@@ -5908,6 +5966,12 @@
               </w:rPr>
             </w:pPr>
             <w:r>
+              <w:rPr>
+                <w:rFonts w:ascii="Calibri" w:hAnsi="Calibri" w:cs="Calibri"/>
+                <w:sz w:val="16"/>
+                <w:szCs w:val="16"/>
+                <w:color w:val="B4B4B4"/>
+              </w:rPr>
               <w:t xml:space="preserve">[SIG:ORG_CLOSING_TE_0]</w:t>
             </w:r>
           </w:p>
@@ -6082,6 +6146,12 @@
               </w:rPr>
             </w:pPr>
             <w:r>
+              <w:rPr>
+                <w:rFonts w:ascii="Calibri" w:hAnsi="Calibri" w:cs="Calibri"/>
+                <w:sz w:val="16"/>
+                <w:szCs w:val="16"/>
+                <w:color w:val="B4B4B4"/>
+              </w:rPr>
               <w:t xml:space="preserve">[SIG:ORG_OPENING_TE_0]</w:t>
             </w:r>
           </w:p>
@@ -6107,6 +6177,12 @@
               </w:rPr>
             </w:pPr>
             <w:r>
+              <w:rPr>
+                <w:rFonts w:ascii="Calibri" w:hAnsi="Calibri" w:cs="Calibri"/>
+                <w:sz w:val="16"/>
+                <w:szCs w:val="16"/>
+                <w:color w:val="B4B4B4"/>
+              </w:rPr>
               <w:t xml:space="preserve">[SIG:ORG_CLOSING_TE_0]</w:t>
             </w:r>
           </w:p>
